--- a/report.docx
+++ b/report.docx
@@ -1681,16 +1681,55 @@
         <w:pStyle w:val="ListBullet"/>
       </w:pPr>
       <w:r>
-        <w:t>Независимая сверка каждой формулы и решения с текстом Левитина. Найденные замечания исправлены (</w:t>
+        <w:t>Независимая сверка каждой формулы и решения с текстом Левитина. Исправлено по её итогам:</w:t>
       </w:r>
+    </w:p>
+    <w:p>
+      <w:pPr>
+        <w:pStyle w:val="ListBullet2"/>
+      </w:pPr>
       <w:r>
-        <w:rPr>
-          <w:i/>
-        </w:rPr>
-        <w:t>перечислить при необходимости</w:t>
+        <w:t>в задаче Ф1 модуля 1 разница формул при n = 100 — 99, а не 100;</w:t>
       </w:r>
+    </w:p>
+    <w:p>
+      <w:pPr>
+        <w:pStyle w:val="ListBullet2"/>
+      </w:pPr>
       <w:r>
-        <w:t>).</w:t>
+        <w:t>разбиение вызовов MemoFib: n + 1 первых вызовов и n − 2 обращения к таблице;</w:t>
+      </w:r>
+    </w:p>
+    <w:p>
+      <w:pPr>
+        <w:pStyle w:val="ListBullet2"/>
+      </w:pPr>
+      <w:r>
+        <w:t>быстрое возведение в степень: размер входа — число битов b, случаи сравниваются при одном b (как в §6.5 Левитина);</w:t>
+      </w:r>
+    </w:p>
+    <w:p>
+      <w:pPr>
+        <w:pStyle w:val="ListBullet2"/>
+      </w:pPr>
+      <w:r>
+        <w:t>уточнены формулировка правила гладкости, хвостовой рекурсии (что именно из CLRS), объяснения трёх вариантов квиза, подсказка задачи B3;</w:t>
+      </w:r>
+    </w:p>
+    <w:p>
+      <w:pPr>
+        <w:pStyle w:val="ListBullet2"/>
+      </w:pPr>
+      <w:r>
+        <w:t>задача B4 модуля 2 переформулирована, чтобы не повторять упражнение 2.4.8;</w:t>
+      </w:r>
+    </w:p>
+    <w:p>
+      <w:pPr>
+        <w:pStyle w:val="ListBullet2"/>
+      </w:pPr>
+      <w:r>
+        <w:t>у сортировки выбором и быстрого возведения в степень указана связь с §3.1 и §6.5 Левитина.</w:t>
       </w:r>
     </w:p>
     <w:p>

--- a/report.docx
+++ b/report.docx
@@ -7,7 +7,7 @@
         <w:pStyle w:val="Heading1"/>
       </w:pPr>
       <w:r>
-        <w:t>Отчёт о самостоятельной работе «Электронный учебник по анализу алгоритмов»</w:t>
+        <w:t>Отчёт о самостоятельной работе «Электронный учебник 3AM по анализу алгоритмов»</w:t>
       </w:r>
     </w:p>
     <w:p>
@@ -26,10 +26,10 @@
         <w:rPr>
           <w:b/>
         </w:rPr>
-        <w:t>Группа:</w:t>
+        <w:t>Группа (4 человека, по согласованию с преподавателем):</w:t>
       </w:r>
       <w:r>
-        <w:t xml:space="preserve"> Имя1, Имя2, Имя3.</w:t>
+        <w:t xml:space="preserve"> Калжан Ақниет, Кеңес Маржан, Абильмажитова Алина, Алтыбаева Аружан.</w:t>
       </w:r>
     </w:p>
     <w:p>
@@ -37,10 +37,10 @@
         <w:rPr>
           <w:b/>
         </w:rPr>
-        <w:t>Учебник (ссылка):</w:t>
+        <w:t>Учебник:</w:t>
       </w:r>
       <w:r>
-        <w:t xml:space="preserve"> https://rniwd.github.io/algorithm-analysis-textbook/</w:t>
+        <w:t xml:space="preserve"> https://rniwd.github.io/algorithm-analysis-textbook/ (русская версия), https://rniwd.github.io/algorithm-analysis-textbook/en/ (английская версия).</w:t>
       </w:r>
     </w:p>
     <w:p>
@@ -48,10 +48,10 @@
         <w:rPr>
           <w:b/>
         </w:rPr>
-        <w:t>Репозиторий с кодом:</w:t>
+        <w:t>Код и исходники:</w:t>
       </w:r>
       <w:r>
-        <w:t xml:space="preserve"> https://github.com/rniwd/algorithm-analysis-textbook (код эмпирической части — папка </w:t>
+        <w:t xml:space="preserve"> https://github.com/rniwd/algorithm-analysis-textbook (эмпирическая часть — папка </w:t>
       </w:r>
       <w:r>
         <w:rPr>
@@ -68,7 +68,7 @@
         <w:pStyle w:val="Heading2"/>
       </w:pPr>
       <w:r>
-        <w:t>1. Роли и вклад участников</w:t>
+        <w:t>1. Роли и вклад участниц</w:t>
       </w:r>
     </w:p>
     <w:tbl>
@@ -100,7 +100,7 @@
                 <w:b/>
                 <w:sz w:val="19"/>
               </w:rPr>
-              <w:t>Участник</w:t>
+              <w:t>Участница</w:t>
             </w:r>
           </w:p>
         </w:tc>
@@ -180,7 +180,7 @@
               <w:rPr>
                 <w:sz w:val="19"/>
               </w:rPr>
-              <w:t>Имя1</w:t>
+              <w:t>Калжан Ақниет</w:t>
             </w:r>
           </w:p>
         </w:tc>
@@ -196,10 +196,9 @@
             </w:r>
             <w:r>
               <w:rPr>
-                <w:i/>
                 <w:sz w:val="19"/>
               </w:rPr>
-              <w:t>заполнить</w:t>
+              <w:t>координатор; модуль 2, часть 1</w:t>
             </w:r>
           </w:p>
         </w:tc>
@@ -215,10 +214,9 @@
             </w:r>
             <w:r>
               <w:rPr>
-                <w:i/>
                 <w:sz w:val="19"/>
               </w:rPr>
-              <w:t>заполнить</w:t>
+              <w:t>организация работы и сроков; сборка, публикация сайта и английской версии; общий план анализа рекурсивных алгоритмов, рекуррентность и начальное условие, метод обратных подстановок и проверка индукцией, факториал; Ханойская башня (теория, дерево вызовов, интерактивная модель со стеком, таблицей M(n) и режимом «попробуй сам»); задачи модуля 2 A3, B1, B2, Ф1; отчёт; тестирование с бакалавром</w:t>
             </w:r>
           </w:p>
         </w:tc>
@@ -234,10 +232,9 @@
             </w:r>
             <w:r>
               <w:rPr>
-                <w:i/>
                 <w:sz w:val="19"/>
               </w:rPr>
-              <w:t>заполнить</w:t>
+              <w:t>25</w:t>
             </w:r>
           </w:p>
         </w:tc>
@@ -257,7 +254,7 @@
               <w:rPr>
                 <w:sz w:val="19"/>
               </w:rPr>
-              <w:t>Имя2</w:t>
+              <w:t>Кеңес Маржан</w:t>
             </w:r>
           </w:p>
         </w:tc>
@@ -273,10 +270,9 @@
             </w:r>
             <w:r>
               <w:rPr>
-                <w:i/>
                 <w:sz w:val="19"/>
               </w:rPr>
-              <w:t>заполнить</w:t>
+              <w:t>введение и теория модуля 1</w:t>
             </w:r>
           </w:p>
         </w:tc>
@@ -292,10 +288,9 @@
             </w:r>
             <w:r>
               <w:rPr>
-                <w:i/>
                 <w:sz w:val="19"/>
               </w:rPr>
-              <w:t>заполнить</w:t>
+              <w:t>введение (размер входа, базовая операция, порядок роста, O/Ω/Θ, случаи) и входной квиз; план из 5 шагов, суммы, разборы MaxElement, UniqueElements, перемножения матриц, зависимой границы, Binary; средний случай последовательного поиска; визуализации модуля 1; глоссарий</w:t>
             </w:r>
           </w:p>
         </w:tc>
@@ -311,10 +306,9 @@
             </w:r>
             <w:r>
               <w:rPr>
-                <w:i/>
                 <w:sz w:val="19"/>
               </w:rPr>
-              <w:t>заполнить</w:t>
+              <w:t>25</w:t>
             </w:r>
           </w:p>
         </w:tc>
@@ -334,7 +328,7 @@
               <w:rPr>
                 <w:sz w:val="19"/>
               </w:rPr>
-              <w:t>Имя3</w:t>
+              <w:t>Абильмажитова Алина</w:t>
             </w:r>
           </w:p>
         </w:tc>
@@ -350,10 +344,9 @@
             </w:r>
             <w:r>
               <w:rPr>
-                <w:i/>
                 <w:sz w:val="19"/>
               </w:rPr>
-              <w:t>заполнить</w:t>
+              <w:t>модуль 2, часть 2</w:t>
             </w:r>
           </w:p>
         </w:tc>
@@ -369,10 +362,9 @@
             </w:r>
             <w:r>
               <w:rPr>
-                <w:i/>
                 <w:sz w:val="19"/>
               </w:rPr>
-              <w:t>заполнить</w:t>
+              <w:t>BinRec и правило гладкости, Фибоначчи и мемоизация (memory functions, §8.2), итерация, рекурсия против итерации, стек и хвостовая рекурсия; свои примеры модуля 2 (рекурсивная сумма, MaxDC, Power); визуализации Фибоначчи, стека факториала и BinRec; квиз модуля 2; задачи модуля 2 A1, A2, A4, B3, B4, C1, C2, Ф2, Э1</w:t>
             </w:r>
           </w:p>
         </w:tc>
@@ -388,10 +380,96 @@
             </w:r>
             <w:r>
               <w:rPr>
-                <w:i/>
                 <w:sz w:val="19"/>
               </w:rPr>
-              <w:t>заполнить</w:t>
+              <w:t>25</w:t>
+            </w:r>
+          </w:p>
+        </w:tc>
+      </w:tr>
+      <w:tr>
+        <w:tc>
+          <w:tcPr>
+            <w:tcW w:type="dxa" w:w="2493"/>
+          </w:tcPr>
+          <w:p>
+            <w:r>
+              <w:rPr>
+                <w:sz w:val="19"/>
+              </w:rPr>
+            </w:r>
+            <w:r>
+              <w:rPr>
+                <w:sz w:val="19"/>
+              </w:rPr>
+              <w:t>Алтыбаева Аружан</w:t>
+            </w:r>
+          </w:p>
+        </w:tc>
+        <w:tc>
+          <w:tcPr>
+            <w:tcW w:type="dxa" w:w="2493"/>
+          </w:tcPr>
+          <w:p>
+            <w:r>
+              <w:rPr>
+                <w:sz w:val="19"/>
+              </w:rPr>
+            </w:r>
+            <w:r>
+              <w:rPr>
+                <w:sz w:val="19"/>
+              </w:rPr>
+              <w:t>практика модуля 1 и эмпирическая часть</w:t>
+            </w:r>
+          </w:p>
+        </w:tc>
+        <w:tc>
+          <w:tcPr>
+            <w:tcW w:type="dxa" w:w="2493"/>
+          </w:tcPr>
+          <w:p>
+            <w:r>
+              <w:rPr>
+                <w:sz w:val="19"/>
+              </w:rPr>
+            </w:r>
+            <w:r>
+              <w:rPr>
+                <w:sz w:val="19"/>
+              </w:rPr>
+              <w:t xml:space="preserve">свои примеры модуля 1 (сумма над главной диагональю, сортировка выбором), типичные ошибки, квиз модуля 1, 13 задач модуля 1; Python-скрипты со счётчиками и графиками, программа </w:t>
+            </w:r>
+            <w:r>
+              <w:rPr>
+                <w:rFonts w:ascii="Consolas" w:hAnsi="Consolas"/>
+                <w:sz w:val="19"/>
+              </w:rPr>
+              <w:t>verify_answers.py</w:t>
+            </w:r>
+            <w:r>
+              <w:rPr>
+                <w:sz w:val="19"/>
+              </w:rPr>
+              <w:t>; трекер задач</w:t>
+            </w:r>
+          </w:p>
+        </w:tc>
+        <w:tc>
+          <w:tcPr>
+            <w:tcW w:type="dxa" w:w="2493"/>
+          </w:tcPr>
+          <w:p>
+            <w:r>
+              <w:rPr>
+                <w:sz w:val="19"/>
+              </w:rPr>
+            </w:r>
+            <w:r>
+              <w:rPr>
+                <w:sz w:val="19"/>
+              </w:rPr>
+              <w:t>25</w:t>
             </w:r>
           </w:p>
         </w:tc>
@@ -400,7 +478,7 @@
     <w:p/>
     <w:p>
       <w:r>
-        <w:t xml:space="preserve">Примерное распределение (исправьте под фактическое): ответственный за модуль 1 и введение; ответственный за модуль 2 (Ханойская башня, Фибоначчи, рекурсия и стек); ответственный за банк заданий, эмпирическую часть, проверку и отчёт. Перекрёстная проверка: каждый участник проверяет модуль другого участника (см. </w:t>
+        <w:t xml:space="preserve">Перекрёстная проверка: Ақниет проверяла задачи модуля 1, Маржан — модуль 2 (часть Алины), Алина — теорию модуля 1 и все квизы, Аружан — раздел о Ханойской башне и задачи модуля 2 A3, B1, B2, Ф1. Распределение и статусы отражены в </w:t>
       </w:r>
       <w:r>
         <w:rPr>
@@ -409,7 +487,7 @@
         <w:t>tracker.xlsx</w:t>
       </w:r>
       <w:r>
-        <w:t>).</w:t>
+        <w:t>.</w:t>
       </w:r>
     </w:p>
     <w:p>
@@ -422,7 +500,7 @@
     </w:p>
     <w:p>
       <w:r>
-        <w:t>Собственный статический HTML-сайт (HTML, CSS, JavaScript без фреймворков), опубликован на GitHub Pages и открывается по ссылке без установки программ. Формулы набраны в KaTeX, визуализации написаны на SVG и JavaScript без библиотек. Сайт адаптирован для телефона, есть тёмная тема.</w:t>
+        <w:t>Собственный статический сайт (HTML, CSS, JavaScript без фреймворков) на GitHub Pages. Он открывается по ссылке без установки программ, работает на телефоне, есть тёмная тема. Учебник двуязычный: переключатель RU/EN в шапке каждой страницы. Формулы набраны в KaTeX, визуализации написаны на SVG и JavaScript без библиотек.</w:t>
       </w:r>
     </w:p>
     <w:tbl>
@@ -492,7 +570,7 @@
               <w:rPr>
                 <w:sz w:val="19"/>
               </w:rPr>
-              <w:t>Обложка и оглавление</w:t>
+              <w:t>Обложка</w:t>
             </w:r>
           </w:p>
         </w:tc>
@@ -510,7 +588,7 @@
               <w:rPr>
                 <w:sz w:val="19"/>
               </w:rPr>
-              <w:t>оглавление со ссылками на все разделы</w:t>
+              <w:t>название 3AM, авторы, оглавление со ссылками на все разделы</w:t>
             </w:r>
           </w:p>
         </w:tc>
@@ -548,7 +626,7 @@
               <w:rPr>
                 <w:sz w:val="19"/>
               </w:rPr>
-              <w:t>размер входа, базовая операция, порядок роста, O/Ω/Θ, случаи; входной квиз (5 вопросов)</w:t>
+              <w:t>размер входа, базовая операция, порядок роста, O/Ω/Θ (с таблицей «как не перепутать»), случаи; входной квиз (5 вопросов)</w:t>
             </w:r>
           </w:p>
         </w:tc>
@@ -624,7 +702,7 @@
               <w:rPr>
                 <w:sz w:val="19"/>
               </w:rPr>
-              <w:t>цели; план и рекуррентности; обратные подстановки и доказательство индукцией; факториал, Ханойская башня (дерево вызовов), BinRec (правило гладкости), Фибоначчи (мемоизация по §8.2, итерация); рекурсия против итерации, стек, хвостовая рекурсия; 3 своих примера; эмпирическая проверка; квиз; 13 задач; резюме и шпаргалка</w:t>
+              <w:t>цели; план и рекуррентности; обратные подстановки и индукция; факториал, Ханойская башня, BinRec и правило гладкости, Фибоначчи; рекурсия против итерации, стек, хвостовая рекурсия; 3 своих примера; эмпирическая проверка; квиз; 13 задач; резюме и шпаргалка</w:t>
             </w:r>
           </w:p>
         </w:tc>
@@ -949,7 +1027,7 @@
               <w:rPr>
                 <w:sz w:val="19"/>
               </w:rPr>
-              <w:t>20 (10 на модуль)</w:t>
+              <w:t>20</w:t>
             </w:r>
           </w:p>
         </w:tc>
@@ -969,7 +1047,7 @@
               <w:rPr>
                 <w:sz w:val="19"/>
               </w:rPr>
-              <w:t>Задачи уровня A</w:t>
+              <w:t>Задачи A / B / C</w:t>
             </w:r>
           </w:p>
         </w:tc>
@@ -1005,7 +1083,7 @@
               <w:rPr>
                 <w:sz w:val="19"/>
               </w:rPr>
-              <w:t>4</w:t>
+              <w:t>4 / 4 / 2</w:t>
             </w:r>
           </w:p>
         </w:tc>
@@ -1023,7 +1101,7 @@
               <w:rPr>
                 <w:sz w:val="19"/>
               </w:rPr>
-              <w:t>4</w:t>
+              <w:t>4 / 4 / 2</w:t>
             </w:r>
           </w:p>
         </w:tc>
@@ -1041,7 +1119,7 @@
               <w:rPr>
                 <w:sz w:val="19"/>
               </w:rPr>
-              <w:t>8</w:t>
+              <w:t>8 / 8 / 4</w:t>
             </w:r>
           </w:p>
         </w:tc>
@@ -1059,227 +1137,7 @@
               <w:rPr>
                 <w:sz w:val="19"/>
               </w:rPr>
-              <w:t>4 на модуль</w:t>
-            </w:r>
-          </w:p>
-        </w:tc>
-      </w:tr>
-      <w:tr>
-        <w:tc>
-          <w:tcPr>
-            <w:tcW w:type="dxa" w:w="1662"/>
-          </w:tcPr>
-          <w:p>
-            <w:r>
-              <w:rPr>
-                <w:sz w:val="19"/>
-              </w:rPr>
-            </w:r>
-            <w:r>
-              <w:rPr>
-                <w:sz w:val="19"/>
-              </w:rPr>
-              <w:t>Задачи уровня B</w:t>
-            </w:r>
-          </w:p>
-        </w:tc>
-        <w:tc>
-          <w:tcPr>
-            <w:tcW w:type="dxa" w:w="1662"/>
-          </w:tcPr>
-          <w:p>
-            <w:r>
-              <w:rPr>
-                <w:sz w:val="19"/>
-              </w:rPr>
-            </w:r>
-            <w:r>
-              <w:rPr>
-                <w:sz w:val="19"/>
-              </w:rPr>
-              <w:t>—</w:t>
-            </w:r>
-          </w:p>
-        </w:tc>
-        <w:tc>
-          <w:tcPr>
-            <w:tcW w:type="dxa" w:w="1662"/>
-          </w:tcPr>
-          <w:p>
-            <w:r>
-              <w:rPr>
-                <w:sz w:val="19"/>
-              </w:rPr>
-            </w:r>
-            <w:r>
-              <w:rPr>
-                <w:sz w:val="19"/>
-              </w:rPr>
-              <w:t>4</w:t>
-            </w:r>
-          </w:p>
-        </w:tc>
-        <w:tc>
-          <w:tcPr>
-            <w:tcW w:type="dxa" w:w="1662"/>
-          </w:tcPr>
-          <w:p>
-            <w:r>
-              <w:rPr>
-                <w:sz w:val="19"/>
-              </w:rPr>
-            </w:r>
-            <w:r>
-              <w:rPr>
-                <w:sz w:val="19"/>
-              </w:rPr>
-              <w:t>4</w:t>
-            </w:r>
-          </w:p>
-        </w:tc>
-        <w:tc>
-          <w:tcPr>
-            <w:tcW w:type="dxa" w:w="1662"/>
-          </w:tcPr>
-          <w:p>
-            <w:r>
-              <w:rPr>
-                <w:sz w:val="19"/>
-              </w:rPr>
-            </w:r>
-            <w:r>
-              <w:rPr>
-                <w:sz w:val="19"/>
-              </w:rPr>
-              <w:t>8</w:t>
-            </w:r>
-          </w:p>
-        </w:tc>
-        <w:tc>
-          <w:tcPr>
-            <w:tcW w:type="dxa" w:w="1662"/>
-          </w:tcPr>
-          <w:p>
-            <w:r>
-              <w:rPr>
-                <w:sz w:val="19"/>
-              </w:rPr>
-            </w:r>
-            <w:r>
-              <w:rPr>
-                <w:sz w:val="19"/>
-              </w:rPr>
-              <w:t>4 на модуль</w:t>
-            </w:r>
-          </w:p>
-        </w:tc>
-      </w:tr>
-      <w:tr>
-        <w:tc>
-          <w:tcPr>
-            <w:tcW w:type="dxa" w:w="1662"/>
-          </w:tcPr>
-          <w:p>
-            <w:r>
-              <w:rPr>
-                <w:sz w:val="19"/>
-              </w:rPr>
-            </w:r>
-            <w:r>
-              <w:rPr>
-                <w:sz w:val="19"/>
-              </w:rPr>
-              <w:t>Задачи уровня C</w:t>
-            </w:r>
-          </w:p>
-        </w:tc>
-        <w:tc>
-          <w:tcPr>
-            <w:tcW w:type="dxa" w:w="1662"/>
-          </w:tcPr>
-          <w:p>
-            <w:r>
-              <w:rPr>
-                <w:sz w:val="19"/>
-              </w:rPr>
-            </w:r>
-            <w:r>
-              <w:rPr>
-                <w:sz w:val="19"/>
-              </w:rPr>
-              <w:t>—</w:t>
-            </w:r>
-          </w:p>
-        </w:tc>
-        <w:tc>
-          <w:tcPr>
-            <w:tcW w:type="dxa" w:w="1662"/>
-          </w:tcPr>
-          <w:p>
-            <w:r>
-              <w:rPr>
-                <w:sz w:val="19"/>
-              </w:rPr>
-            </w:r>
-            <w:r>
-              <w:rPr>
-                <w:sz w:val="19"/>
-              </w:rPr>
-              <w:t>2</w:t>
-            </w:r>
-          </w:p>
-        </w:tc>
-        <w:tc>
-          <w:tcPr>
-            <w:tcW w:type="dxa" w:w="1662"/>
-          </w:tcPr>
-          <w:p>
-            <w:r>
-              <w:rPr>
-                <w:sz w:val="19"/>
-              </w:rPr>
-            </w:r>
-            <w:r>
-              <w:rPr>
-                <w:sz w:val="19"/>
-              </w:rPr>
-              <w:t>2</w:t>
-            </w:r>
-          </w:p>
-        </w:tc>
-        <w:tc>
-          <w:tcPr>
-            <w:tcW w:type="dxa" w:w="1662"/>
-          </w:tcPr>
-          <w:p>
-            <w:r>
-              <w:rPr>
-                <w:sz w:val="19"/>
-              </w:rPr>
-            </w:r>
-            <w:r>
-              <w:rPr>
-                <w:sz w:val="19"/>
-              </w:rPr>
-              <w:t>4</w:t>
-            </w:r>
-          </w:p>
-        </w:tc>
-        <w:tc>
-          <w:tcPr>
-            <w:tcW w:type="dxa" w:w="1662"/>
-          </w:tcPr>
-          <w:p>
-            <w:r>
-              <w:rPr>
-                <w:sz w:val="19"/>
-              </w:rPr>
-            </w:r>
-            <w:r>
-              <w:rPr>
-                <w:sz w:val="19"/>
-              </w:rPr>
-              <w:t>2 на модуль</w:t>
+              <w:t>4 / 4 / 2 на модуль</w:t>
             </w:r>
           </w:p>
         </w:tc>
@@ -1618,7 +1476,7 @@
     <w:p/>
     <w:p>
       <w:r>
-        <w:t>У каждой задачи есть подсказка, ответ и полное решение по шагам; они раскрываются по отдельности. У каждого варианта ответа в квизе есть объяснение. Визуализаций восемь. Модуль 1: сетка пар UniqueElements, цикл i ← 2i на числовой оси, график роста функций, опыт со средним случаем поиска. Модуль 2: Ханойская башня (анимация, дерево вызовов, стек, таблица M(n), режим «попробуй сам»), дерево Фибоначчи с мемоизацией, стек факториала, деление пополам в BinRec.</w:t>
+        <w:t>У каждой задачи подсказка, ответ и полное решение по шагам; они раскрываются по отдельности. У каждого варианта ответа в квизе есть объяснение. Визуализаций восемь, по четыре в модуле. Модуль 1: сетка пар UniqueElements, цикл i ← 2i, график роста функций, опыт со средним случаем поиска. Модуль 2: Ханойская башня, дерево Фибоначчи с мемоизацией, стек факториала, BinRec.</w:t>
       </w:r>
     </w:p>
     <w:p>
@@ -1626,10 +1484,10 @@
         <w:rPr>
           <w:b/>
         </w:rPr>
-        <w:t>Собственные примеры</w:t>
+        <w:t>Свои примеры:</w:t>
       </w:r>
       <w:r>
-        <w:t xml:space="preserve"> (их нет в лекциях и в разобранных примерах Левитина): сумма над главной диагональю, сортировка выбором (сравнения против обменов), рекурсивная сумма массива и хвостовая рекурсия, максимум делением пополам, быстрое возведение в степень. Задачи составлены самостоятельно; упражнения Левитина не копировались.</w:t>
+        <w:t xml:space="preserve"> сумма над главной диагональю, сортировка выбором (разобрана по плану §2.3, сам алгоритм есть у Левитина в §3.1, это указано), рекурсивная сумма массива с хвостовой версией, максимум делением пополам, быстрое возведение в степень (рекурсивная версия; нерекурсивная — у Левитина в §6.5, указано). Задачи составлены самостоятельно.</w:t>
       </w:r>
     </w:p>
     <w:p>
@@ -1651,7 +1509,7 @@
         <w:t>code/run_all.py</w:t>
       </w:r>
       <w:r>
-        <w:t>: 17 скриптов со счётчиками базовой операции. Каждый сравнивает счётчик с формулой (таблица «n | счётчик | формула | совпадает») и строит график. Все 17 скриптов: совпадает.</w:t>
+        <w:t>: 17 скриптов со счётчиками базовой операции. Каждый печатает таблицу «n | счётчик | формула | совпадает» и строит график. Все совпали.</w:t>
       </w:r>
     </w:p>
     <w:p>
@@ -1665,7 +1523,7 @@
         <w:t>code/verify_answers.py</w:t>
       </w:r>
       <w:r>
-        <w:t xml:space="preserve"> автоматически проверяет все числовые ответы задач и квизов (66 проверок) и структуру банка заданий. Все проверки пройдены.</w:t>
+        <w:t xml:space="preserve"> проверяет все числовые ответы задач и квизов (66 проверок), структуру банка заданий и совпадение ответов русской и английской версий. Все проверки пройдены.</w:t>
       </w:r>
     </w:p>
     <w:p>
@@ -1673,7 +1531,7 @@
         <w:pStyle w:val="ListBullet"/>
       </w:pPr>
       <w:r>
-        <w:t>Автоматическая проверка сайта в браузере (Playwright, ширина 1280 и 390 px). Проверено: ошибок в консоли нет, все формулы отрисованы, ссылки и якоря работают, нет горизонтальной прокрутки на телефоне, квизы считают баллы и сохраняют прогресс, подсказки, ответы и решения раскрываются, Ханойская башня для n = 1…8 делает ровно 2ⁿ − 1 ходов.</w:t>
+        <w:t>Автоматическая проверка обеих языковых версий в браузере (Playwright, ширина 1280 и 390 px). Проверено: нет ошибок в консоли, формулы отрисованы, ссылки и якоря работают, нет горизонтальной прокрутки, квизы считают баллы, Ханойская башня для n = 1…8 делает ровно 2ⁿ − 1 ходов.</w:t>
       </w:r>
     </w:p>
     <w:p>
@@ -1681,7 +1539,7 @@
         <w:pStyle w:val="ListBullet"/>
       </w:pPr>
       <w:r>
-        <w:t>Независимая сверка каждой формулы и решения с текстом Левитина. Исправлено по её итогам:</w:t>
+        <w:t>Независимая сверка формул и решений с текстом Левитина выявила и позволила исправить:</w:t>
       </w:r>
     </w:p>
     <w:p>
@@ -1689,7 +1547,7 @@
         <w:pStyle w:val="ListBullet2"/>
       </w:pPr>
       <w:r>
-        <w:t>в задаче Ф1 модуля 1 разница формул при n = 100 — 99, а не 100;</w:t>
+        <w:t>ошибку в разнице формул в задаче Ф1 модуля 1;</w:t>
       </w:r>
     </w:p>
     <w:p>
@@ -1697,7 +1555,7 @@
         <w:pStyle w:val="ListBullet2"/>
       </w:pPr>
       <w:r>
-        <w:t>разбиение вызовов MemoFib: n + 1 первых вызовов и n − 2 обращения к таблице;</w:t>
+        <w:t>неверное разбиение вызовов MemoFib;</w:t>
       </w:r>
     </w:p>
     <w:p>
@@ -1705,7 +1563,7 @@
         <w:pStyle w:val="ListBullet2"/>
       </w:pPr>
       <w:r>
-        <w:t>быстрое возведение в степень: размер входа — число битов b, случаи сравниваются при одном b (как в §6.5 Левитина);</w:t>
+        <w:t>размер входа для быстрого возведения в степень (теперь число битов, как в §6.5);</w:t>
       </w:r>
     </w:p>
     <w:p>
@@ -1713,7 +1571,7 @@
         <w:pStyle w:val="ListBullet2"/>
       </w:pPr>
       <w:r>
-        <w:t>уточнены формулировка правила гладкости, хвостовой рекурсии (что именно из CLRS), объяснения трёх вариантов квиза, подсказка задачи B3;</w:t>
+        <w:t>формулировки правила гладкости и хвостовой рекурсии;</w:t>
       </w:r>
     </w:p>
     <w:p>
@@ -1721,7 +1579,7 @@
         <w:pStyle w:val="ListBullet2"/>
       </w:pPr>
       <w:r>
-        <w:t>задача B4 модуля 2 переформулирована, чтобы не повторять упражнение 2.4.8;</w:t>
+        <w:t>объяснения трёх вариантов квиза;</w:t>
       </w:r>
     </w:p>
     <w:p>
@@ -1729,7 +1587,15 @@
         <w:pStyle w:val="ListBullet2"/>
       </w:pPr>
       <w:r>
-        <w:t>у сортировки выбором и быстрого возведения в степень указана связь с §3.1 и §6.5 Левитина.</w:t>
+        <w:t>подсказку задачи B3;</w:t>
+      </w:r>
+    </w:p>
+    <w:p>
+      <w:pPr>
+        <w:pStyle w:val="ListBullet2"/>
+      </w:pPr>
+      <w:r>
+        <w:t>задачу B4 модуля 2: переформулирована, чтобы не повторять упражнение 2.4.8.</w:t>
       </w:r>
     </w:p>
     <w:p>
@@ -1737,16 +1603,7 @@
         <w:pStyle w:val="ListBullet"/>
       </w:pPr>
       <w:r>
-        <w:t xml:space="preserve">Перекрёстная проверка участниками: </w:t>
-      </w:r>
-      <w:r>
-        <w:rPr>
-          <w:i/>
-        </w:rPr>
-        <w:t>заполнить, кто какой модуль проверил и что исправлено</w:t>
-      </w:r>
-      <w:r>
-        <w:t>.</w:t>
+        <w:t>Ручная проверка: решения задач проверены участницами по схеме перекрёстной проверки. Особо проверены рассуждения, которые программа проверить не может: доказательства индукцией (модуль 2, C1 и C2), описание худших и лучших входов (модуль 1, B3; модуль 2, A2), допущения среднего случая (модуль 1, C1), задачи «Найди ошибку» и объяснения вариантов в квизах.</w:t>
       </w:r>
     </w:p>
     <w:p>
@@ -1831,7 +1688,7 @@
         <w:pStyle w:val="ListBullet"/>
       </w:pPr>
       <w:r>
-        <w:t>прочитал задание и указанные разделы Левитина (§2.1, 2.3–2.6, 8.2, Приложения A и B) и предложил структуру учебника;</w:t>
+        <w:t>по заданию и указанным разделам Левитина предложил структуру учебника;</w:t>
       </w:r>
     </w:p>
     <w:p>
@@ -1855,7 +1712,7 @@
         <w:pStyle w:val="ListBullet"/>
       </w:pPr>
       <w:r>
-        <w:t>написал код сайта: вёрстку, навигацию, квизы, визуализации;</w:t>
+        <w:t>написал код сайта (вёрстка, навигация, квизы, визуализации) и перевёл учебник на английский;</w:t>
       </w:r>
     </w:p>
     <w:p>
@@ -1863,16 +1720,7 @@
         <w:pStyle w:val="ListBullet"/>
       </w:pPr>
       <w:r>
-        <w:t xml:space="preserve">написал Python-скрипты со счётчиками операций, графики и программу автоматической проверки ответов </w:t>
-      </w:r>
-      <w:r>
-        <w:rPr>
-          <w:rFonts w:ascii="Consolas" w:hAnsi="Consolas"/>
-        </w:rPr>
-        <w:t>verify_answers.py</w:t>
-      </w:r>
-      <w:r>
-        <w:t>;</w:t>
+        <w:t>написал Python-скрипты со счётчиками операций, графики и программу автоматической проверки ответов;</w:t>
       </w:r>
     </w:p>
     <w:p>
@@ -1880,26 +1728,17 @@
         <w:pStyle w:val="ListBullet"/>
       </w:pPr>
       <w:r>
-        <w:t>провёл автоматическое тестирование сайта в браузере и независимую сверку формул с текстом Левитина отдельным экземпляром модели.</w:t>
+        <w:t>провёл автоматическое тестирование сайта в браузере и независимую сверку формул с текстом Левитина.</w:t>
       </w:r>
     </w:p>
     <w:p>
       <w:r>
-        <w:t xml:space="preserve">Что делала группа: </w:t>
-      </w:r>
-      <w:r>
-        <w:rPr>
-          <w:i/>
-        </w:rPr>
-        <w:t>заполнить (например: выбор платформы и структуры, правка формулировок, проверка каждого решения вручную, тестирование на бакалаврах, подготовка защиты)</w:t>
-      </w:r>
-      <w:r>
-        <w:t>.</w:t>
+        <w:t>Что делала группа: распределение ролей и структура; проверка и правка формулировок; ручная проверка решений по схеме перекрёстной проверки; тестирование на бакалавре и внесение исправлений по его отзыву; подготовка презентации и защиты.</w:t>
       </w:r>
     </w:p>
     <w:p>
       <w:r>
-        <w:t>Все решения и ответы проверены участниками группы вручную; формулы задач на программирование дополнительно проверены запуском программ. Ответственность за корректность материалов несёт группа.</w:t>
+        <w:t>Все решения и ответы проверены участницами группы вручную; формулы задач на программирование дополнительно проверены запуском программ. Ответственность за корректность материалов несёт группа.</w:t>
       </w:r>
     </w:p>
     <w:p>
@@ -1912,7 +1751,7 @@
     </w:p>
     <w:p>
       <w:r>
-        <w:t>Тестирование учебника на 1–2 бакалаврах.</w:t>
+        <w:t>Учебник проходил один бакалавр: Саян, 2 курс, специальность «Компьютерная инженерия». Он прочитал введение и модуль 1, прошёл квизы, затем посмотрел раздел о Ханойской башне. По итогам он научился определять базовую операцию и считать число её выполнений, а также различать нотации O, Ω и Θ.</w:t>
       </w:r>
     </w:p>
     <w:tbl>
@@ -1922,16 +1761,14 @@
         <w:tblLook w:firstColumn="1" w:firstRow="1" w:lastColumn="0" w:lastRow="0" w:noHBand="0" w:noVBand="1" w:val="04A0"/>
       </w:tblPr>
       <w:tblGrid>
-        <w:gridCol w:w="1994"/>
-        <w:gridCol w:w="1994"/>
-        <w:gridCol w:w="1994"/>
-        <w:gridCol w:w="1994"/>
-        <w:gridCol w:w="1994"/>
+        <w:gridCol w:w="3324"/>
+        <w:gridCol w:w="3324"/>
+        <w:gridCol w:w="3324"/>
       </w:tblGrid>
       <w:tr>
         <w:tc>
           <w:tcPr>
-            <w:tcW w:type="dxa" w:w="1994"/>
+            <w:tcW w:type="dxa" w:w="3324"/>
           </w:tcPr>
           <w:p>
             <w:r>
@@ -1951,7 +1788,7 @@
         </w:tc>
         <w:tc>
           <w:tcPr>
-            <w:tcW w:type="dxa" w:w="1994"/>
+            <w:tcW w:type="dxa" w:w="3324"/>
           </w:tcPr>
           <w:p>
             <w:r>
@@ -1965,53 +1802,13 @@
                 <w:b/>
                 <w:sz w:val="19"/>
               </w:rPr>
-              <w:t>Студент (курс)</w:t>
+              <w:t>Замечание</w:t>
             </w:r>
           </w:p>
         </w:tc>
         <w:tc>
           <w:tcPr>
-            <w:tcW w:type="dxa" w:w="1994"/>
-          </w:tcPr>
-          <w:p>
-            <w:r>
-              <w:rPr>
-                <w:b/>
-                <w:sz w:val="19"/>
-              </w:rPr>
-            </w:r>
-            <w:r>
-              <w:rPr>
-                <w:b/>
-                <w:sz w:val="19"/>
-              </w:rPr>
-              <w:t>Что проходил</w:t>
-            </w:r>
-          </w:p>
-        </w:tc>
-        <w:tc>
-          <w:tcPr>
-            <w:tcW w:type="dxa" w:w="1994"/>
-          </w:tcPr>
-          <w:p>
-            <w:r>
-              <w:rPr>
-                <w:b/>
-                <w:sz w:val="19"/>
-              </w:rPr>
-            </w:r>
-            <w:r>
-              <w:rPr>
-                <w:b/>
-                <w:sz w:val="19"/>
-              </w:rPr>
-              <w:t>Замечание или вопрос</w:t>
-            </w:r>
-          </w:p>
-        </w:tc>
-        <w:tc>
-          <w:tcPr>
-            <w:tcW w:type="dxa" w:w="1994"/>
+            <w:tcW w:type="dxa" w:w="3324"/>
           </w:tcPr>
           <w:p>
             <w:r>
@@ -2033,7 +1830,7 @@
       <w:tr>
         <w:tc>
           <w:tcPr>
-            <w:tcW w:type="dxa" w:w="1994"/>
+            <w:tcW w:type="dxa" w:w="3324"/>
           </w:tcPr>
           <w:p>
             <w:r>
@@ -2051,7 +1848,7 @@
         </w:tc>
         <w:tc>
           <w:tcPr>
-            <w:tcW w:type="dxa" w:w="1994"/>
+            <w:tcW w:type="dxa" w:w="3324"/>
           </w:tcPr>
           <w:p>
             <w:r>
@@ -2059,11 +1856,17 @@
                 <w:sz w:val="19"/>
               </w:rPr>
             </w:r>
+            <w:r>
+              <w:rPr>
+                <w:sz w:val="19"/>
+              </w:rPr>
+              <w:t>Сначала путал O и Θ: казалось, что O — это точный ответ, раз в нём «главный член».</w:t>
+            </w:r>
           </w:p>
         </w:tc>
         <w:tc>
           <w:tcPr>
-            <w:tcW w:type="dxa" w:w="1994"/>
+            <w:tcW w:type="dxa" w:w="3324"/>
           </w:tcPr>
           <w:p>
             <w:r>
@@ -2071,29 +1874,11 @@
                 <w:sz w:val="19"/>
               </w:rPr>
             </w:r>
-          </w:p>
-        </w:tc>
-        <w:tc>
-          <w:tcPr>
-            <w:tcW w:type="dxa" w:w="1994"/>
-          </w:tcPr>
-          <w:p>
             <w:r>
               <w:rPr>
                 <w:sz w:val="19"/>
               </w:rPr>
-            </w:r>
-          </w:p>
-        </w:tc>
-        <w:tc>
-          <w:tcPr>
-            <w:tcW w:type="dxa" w:w="1994"/>
-          </w:tcPr>
-          <w:p>
-            <w:r>
-              <w:rPr>
-                <w:sz w:val="19"/>
-              </w:rPr>
+              <w:t>Во введение добавлена таблица «Как не перепутать»: для t(n) = 3n² + 5 показано, какие утверждения с O, Ω и Θ верны, и пояснено, что мы ищем Θ.</w:t>
             </w:r>
           </w:p>
         </w:tc>
@@ -2101,7 +1886,7 @@
       <w:tr>
         <w:tc>
           <w:tcPr>
-            <w:tcW w:type="dxa" w:w="1994"/>
+            <w:tcW w:type="dxa" w:w="3324"/>
           </w:tcPr>
           <w:p>
             <w:r>
@@ -2119,7 +1904,7 @@
         </w:tc>
         <w:tc>
           <w:tcPr>
-            <w:tcW w:type="dxa" w:w="1994"/>
+            <w:tcW w:type="dxa" w:w="3324"/>
           </w:tcPr>
           <w:p>
             <w:r>
@@ -2127,11 +1912,17 @@
                 <w:sz w:val="19"/>
               </w:rPr>
             </w:r>
+            <w:r>
+              <w:rPr>
+                <w:sz w:val="19"/>
+              </w:rPr>
+              <w:t>В модели Ханойской башни было непонятно, что означают цвета узлов дерева и как узел связан с номером хода.</w:t>
+            </w:r>
           </w:p>
         </w:tc>
         <w:tc>
           <w:tcPr>
-            <w:tcW w:type="dxa" w:w="1994"/>
+            <w:tcW w:type="dxa" w:w="3324"/>
           </w:tcPr>
           <w:p>
             <w:r>
@@ -2139,29 +1930,11 @@
                 <w:sz w:val="19"/>
               </w:rPr>
             </w:r>
-          </w:p>
-        </w:tc>
-        <w:tc>
-          <w:tcPr>
-            <w:tcW w:type="dxa" w:w="1994"/>
-          </w:tcPr>
-          <w:p>
             <w:r>
               <w:rPr>
                 <w:sz w:val="19"/>
               </w:rPr>
-            </w:r>
-          </w:p>
-        </w:tc>
-        <w:tc>
-          <w:tcPr>
-            <w:tcW w:type="dxa" w:w="1994"/>
-          </w:tcPr>
-          <w:p>
-            <w:r>
-              <w:rPr>
-                <w:sz w:val="19"/>
-              </w:rPr>
+              <w:t>Под деревом вызовов добавлена легенда цветов и строка «номер узла слева направо = номер хода».</w:t>
             </w:r>
           </w:p>
         </w:tc>
@@ -2169,7 +1942,7 @@
       <w:tr>
         <w:tc>
           <w:tcPr>
-            <w:tcW w:type="dxa" w:w="1994"/>
+            <w:tcW w:type="dxa" w:w="3324"/>
           </w:tcPr>
           <w:p>
             <w:r>
@@ -2187,7 +1960,7 @@
         </w:tc>
         <w:tc>
           <w:tcPr>
-            <w:tcW w:type="dxa" w:w="1994"/>
+            <w:tcW w:type="dxa" w:w="3324"/>
           </w:tcPr>
           <w:p>
             <w:r>
@@ -2195,11 +1968,17 @@
                 <w:sz w:val="19"/>
               </w:rPr>
             </w:r>
+            <w:r>
+              <w:rPr>
+                <w:sz w:val="19"/>
+              </w:rPr>
+              <w:t>Перед задачами модуля 1 не хватало короткой подсказки, с чего начинать решение.</w:t>
+            </w:r>
           </w:p>
         </w:tc>
         <w:tc>
           <w:tcPr>
-            <w:tcW w:type="dxa" w:w="1994"/>
+            <w:tcW w:type="dxa" w:w="3324"/>
           </w:tcPr>
           <w:p>
             <w:r>
@@ -2207,29 +1986,11 @@
                 <w:sz w:val="19"/>
               </w:rPr>
             </w:r>
-          </w:p>
-        </w:tc>
-        <w:tc>
-          <w:tcPr>
-            <w:tcW w:type="dxa" w:w="1994"/>
-          </w:tcPr>
-          <w:p>
             <w:r>
               <w:rPr>
                 <w:sz w:val="19"/>
               </w:rPr>
-            </w:r>
-          </w:p>
-        </w:tc>
-        <w:tc>
-          <w:tcPr>
-            <w:tcW w:type="dxa" w:w="1994"/>
-          </w:tcPr>
-          <w:p>
-            <w:r>
-              <w:rPr>
-                <w:sz w:val="19"/>
-              </w:rPr>
+              <w:t>Перед задачами добавлена памятка из пяти пунктов: что такое n, какая операция выполняется на каждой итерации, есть ли ранний выход, число повторений u − l + 1, проверка при n = 1, 2, 3.</w:t>
             </w:r>
           </w:p>
         </w:tc>
@@ -2238,13 +1999,13 @@
     <w:p/>
     <w:p>
       <w:r>
-        <w:t xml:space="preserve">Общий вывод по отзывам: </w:t>
+        <w:t xml:space="preserve">Результат квиза модуля 1 у Саяна: </w:t>
       </w:r>
       <w:r>
         <w:rPr>
           <w:i/>
         </w:rPr>
-        <w:t>заполнить</w:t>
+        <w:t>вписать</w:t>
       </w:r>
       <w:r>
         <w:t>.</w:t>

--- a/report.docx
+++ b/report.docx
@@ -40,7 +40,7 @@
         <w:t>Учебник:</w:t>
       </w:r>
       <w:r>
-        <w:t xml:space="preserve"> https://rniwd.github.io/algorithm-analysis-textbook/ (русская версия), https://rniwd.github.io/algorithm-analysis-textbook/en/ (английская версия).</w:t>
+        <w:t xml:space="preserve"> https://rniwd.github.io/algorithm-analysis-textbook/ (русская версия), https://rniwd.github.io/algorithm-analysis-textbook/kk/ (казахская версия), https://rniwd.github.io/algorithm-analysis-textbook/en/ (английская версия).</w:t>
       </w:r>
     </w:p>
     <w:p>
@@ -216,7 +216,7 @@
               <w:rPr>
                 <w:sz w:val="19"/>
               </w:rPr>
-              <w:t>организация работы и сроков; сборка, публикация сайта и английской версии; общий план анализа рекурсивных алгоритмов, рекуррентность и начальное условие, метод обратных подстановок и проверка индукцией, факториал; Ханойская башня (теория, дерево вызовов, интерактивная модель со стеком, таблицей M(n) и режимом «попробуй сам»); задачи модуля 2 A3, B1, B2, Ф1; отчёт; тестирование с бакалавром</w:t>
+              <w:t>организация работы и сроков; сборка, публикация сайта, казахской и английской версий; общий план анализа рекурсивных алгоритмов, рекуррентность и начальное условие, метод обратных подстановок и проверка индукцией, факториал; Ханойская башня (теория, дерево вызовов, интерактивная модель со стеком, таблицей M(n) и режимом «попробуй сам»); задачи модуля 2 A3, B1, B2, Ф1; отчёт; тестирование с бакалавром</w:t>
             </w:r>
           </w:p>
         </w:tc>
@@ -500,7 +500,7 @@
     </w:p>
     <w:p>
       <w:r>
-        <w:t>Собственный статический сайт (HTML, CSS, JavaScript без фреймворков) на GitHub Pages. Он открывается по ссылке без установки программ, работает на телефоне, есть тёмная тема. Учебник двуязычный: переключатель RU/EN в шапке каждой страницы. Формулы набраны в KaTeX, визуализации написаны на SVG и JavaScript без библиотек.</w:t>
+        <w:t>Собственный статический сайт (HTML, CSS, JavaScript без фреймворков) на GitHub Pages. Он открывается по ссылке без установки программ, работает на телефоне, есть тёмная тема. Учебник на трёх языках — русском, казахском и английском: переключатель RU / ҚАЗ / EN в шапке каждой страницы. Формулы набраны в KaTeX, визуализации написаны на SVG и JavaScript без библиотек.</w:t>
       </w:r>
     </w:p>
     <w:tbl>
@@ -1523,7 +1523,7 @@
         <w:t>code/verify_answers.py</w:t>
       </w:r>
       <w:r>
-        <w:t xml:space="preserve"> проверяет все числовые ответы задач и квизов (66 проверок), структуру банка заданий и совпадение ответов русской и английской версий. Все проверки пройдены.</w:t>
+        <w:t xml:space="preserve"> проверяет все числовые ответы задач и квизов (66 проверок), структуру банка заданий и совпадение ответов русской, казахской и английской версий. Все проверки пройдены.</w:t>
       </w:r>
     </w:p>
     <w:p>
@@ -1531,7 +1531,7 @@
         <w:pStyle w:val="ListBullet"/>
       </w:pPr>
       <w:r>
-        <w:t>Автоматическая проверка обеих языковых версий в браузере (Playwright, ширина 1280 и 390 px). Проверено: нет ошибок в консоли, формулы отрисованы, ссылки и якоря работают, нет горизонтальной прокрутки, квизы считают баллы, Ханойская башня для n = 1…8 делает ровно 2ⁿ − 1 ходов.</w:t>
+        <w:t>Автоматическая проверка всех трёх языковых версий в браузере (Playwright, ширина 1280 и 390 px). Проверено: нет ошибок в консоли, формулы отрисованы, ссылки и якоря работают, нет горизонтальной прокрутки, квизы считают баллы, Ханойская башня для n = 1…8 делает ровно 2ⁿ − 1 ходов.</w:t>
       </w:r>
     </w:p>
     <w:p>
@@ -1712,7 +1712,7 @@
         <w:pStyle w:val="ListBullet"/>
       </w:pPr>
       <w:r>
-        <w:t>написал код сайта (вёрстка, навигация, квизы, визуализации) и перевёл учебник на английский;</w:t>
+        <w:t>написал код сайта (вёрстка, навигация, квизы, визуализации) и перевёл учебник на казахский и английский;</w:t>
       </w:r>
     </w:p>
     <w:p>
